--- a/2D_Assets_digging/Sound_design.docx
+++ b/2D_Assets_digging/Sound_design.docx
@@ -260,7 +260,7 @@
       </w:pPr>
       <w:r>
         <w:pict w14:anchorId="0571963C">
-          <v:rect id="_x0000_i1135" style="width:0;height:1.5pt" o:hralign="center" o:hrstd="t" o:hr="t" fillcolor="#a0a0a0" stroked="f"/>
+          <v:rect id="_x0000_i1025" style="width:0;height:1.5pt" o:hralign="center" o:hrstd="t" o:hr="t" fillcolor="#a0a0a0" stroked="f"/>
         </w:pict>
       </w:r>
     </w:p>
@@ -454,7 +454,7 @@
       </w:pPr>
       <w:r>
         <w:pict w14:anchorId="719D1E09">
-          <v:rect id="_x0000_i1136" style="width:0;height:1.5pt" o:hralign="center" o:hrstd="t" o:hr="t" fillcolor="#a0a0a0" stroked="f"/>
+          <v:rect id="_x0000_i1026" style="width:0;height:1.5pt" o:hralign="center" o:hrstd="t" o:hr="t" fillcolor="#a0a0a0" stroked="f"/>
         </w:pict>
       </w:r>
     </w:p>
@@ -694,7 +694,7 @@
       </w:pPr>
       <w:r>
         <w:pict w14:anchorId="33963FD9">
-          <v:rect id="_x0000_i1137" style="width:0;height:1.5pt" o:hralign="center" o:hrstd="t" o:hr="t" fillcolor="#a0a0a0" stroked="f"/>
+          <v:rect id="_x0000_i1027" style="width:0;height:1.5pt" o:hralign="center" o:hrstd="t" o:hr="t" fillcolor="#a0a0a0" stroked="f"/>
         </w:pict>
       </w:r>
     </w:p>
@@ -821,7 +821,7 @@
       </w:pPr>
       <w:r>
         <w:pict w14:anchorId="261C35FC">
-          <v:rect id="_x0000_i1138" style="width:0;height:1.5pt" o:hralign="center" o:hrstd="t" o:hr="t" fillcolor="#a0a0a0" stroked="f"/>
+          <v:rect id="_x0000_i1028" style="width:0;height:1.5pt" o:hralign="center" o:hrstd="t" o:hr="t" fillcolor="#a0a0a0" stroked="f"/>
         </w:pict>
       </w:r>
     </w:p>
@@ -927,7 +927,7 @@
       </w:pPr>
       <w:r>
         <w:pict w14:anchorId="234FC955">
-          <v:rect id="_x0000_i1139" style="width:0;height:1.5pt" o:hralign="center" o:hrstd="t" o:hr="t" fillcolor="#a0a0a0" stroked="f"/>
+          <v:rect id="_x0000_i1029" style="width:0;height:1.5pt" o:hralign="center" o:hrstd="t" o:hr="t" fillcolor="#a0a0a0" stroked="f"/>
         </w:pict>
       </w:r>
     </w:p>
@@ -1033,7 +1033,7 @@
       </w:pPr>
       <w:r>
         <w:pict w14:anchorId="46EB91FA">
-          <v:rect id="_x0000_i1140" style="width:0;height:1.5pt" o:hralign="center" o:hrstd="t" o:hr="t" fillcolor="#a0a0a0" stroked="f"/>
+          <v:rect id="_x0000_i1030" style="width:0;height:1.5pt" o:hralign="center" o:hrstd="t" o:hr="t" fillcolor="#a0a0a0" stroked="f"/>
         </w:pict>
       </w:r>
     </w:p>
@@ -1247,7 +1247,7 @@
       </w:pPr>
       <w:r>
         <w:pict w14:anchorId="564C0454">
-          <v:rect id="_x0000_i1141" style="width:0;height:1.5pt" o:hralign="center" o:hrstd="t" o:hr="t" fillcolor="#a0a0a0" stroked="f"/>
+          <v:rect id="_x0000_i1031" style="width:0;height:1.5pt" o:hralign="center" o:hrstd="t" o:hr="t" fillcolor="#a0a0a0" stroked="f"/>
         </w:pict>
       </w:r>
     </w:p>
@@ -1474,7 +1474,7 @@
       </w:pPr>
       <w:r>
         <w:pict w14:anchorId="3D4EE28F">
-          <v:rect id="_x0000_i1142" style="width:0;height:1.5pt" o:hralign="center" o:hrstd="t" o:hr="t" fillcolor="#a0a0a0" stroked="f"/>
+          <v:rect id="_x0000_i1032" style="width:0;height:1.5pt" o:hralign="center" o:hrstd="t" o:hr="t" fillcolor="#a0a0a0" stroked="f"/>
         </w:pict>
       </w:r>
     </w:p>
@@ -1576,7 +1576,7 @@
       </w:pPr>
       <w:r>
         <w:pict w14:anchorId="16564BD6">
-          <v:rect id="_x0000_i1143" style="width:0;height:1.5pt" o:hralign="center" o:hrstd="t" o:hr="t" fillcolor="#a0a0a0" stroked="f"/>
+          <v:rect id="_x0000_i1033" style="width:0;height:1.5pt" o:hralign="center" o:hrstd="t" o:hr="t" fillcolor="#a0a0a0" stroked="f"/>
         </w:pict>
       </w:r>
     </w:p>
@@ -1672,7 +1672,7 @@
       </w:pPr>
       <w:r>
         <w:pict w14:anchorId="07A819F3">
-          <v:rect id="_x0000_i1144" style="width:0;height:1.5pt" o:hralign="center" o:hrstd="t" o:hr="t" fillcolor="#a0a0a0" stroked="f"/>
+          <v:rect id="_x0000_i1034" style="width:0;height:1.5pt" o:hralign="center" o:hrstd="t" o:hr="t" fillcolor="#a0a0a0" stroked="f"/>
         </w:pict>
       </w:r>
     </w:p>
@@ -7853,6 +7853,7 @@
   <w:style w:type="character" w:default="1" w:styleId="Policepardfaut">
     <w:name w:val="Default Paragraph Font"/>
     <w:uiPriority w:val="1"/>
+    <w:semiHidden/>
     <w:unhideWhenUsed/>
   </w:style>
   <w:style w:type="table" w:default="1" w:styleId="TableauNormal">
